--- a/cour/cour_formation/UTC505/Annale-UTC505-2019.docx
+++ b/cour/cour_formation/UTC505/Annale-UTC505-2019.docx
@@ -1,6 +1,6 @@
 
 <file path=word/document.xml><?xml version="1.0" encoding="utf-8"?>
-<w:document xmlns:wpc="http://schemas.microsoft.com/office/word/2010/wordprocessingCanvas" xmlns:cx="http://schemas.microsoft.com/office/drawing/2014/chartex" xmlns:cx1="http://schemas.microsoft.com/office/drawing/2015/9/8/chartex" xmlns:cx2="http://schemas.microsoft.com/office/drawing/2015/10/21/chartex" xmlns:cx3="http://schemas.microsoft.com/office/drawing/2016/5/9/chartex" xmlns:cx4="http://schemas.microsoft.com/office/drawing/2016/5/10/chartex" xmlns:cx5="http://schemas.microsoft.com/office/drawing/2016/5/11/chartex" xmlns:cx6="http://schemas.microsoft.com/office/drawing/2016/5/12/chartex" xmlns:cx7="http://schemas.microsoft.com/office/drawing/2016/5/13/chartex" xmlns:cx8="http://schemas.microsoft.com/office/drawing/2016/5/14/chartex" xmlns:mc="http://schemas.openxmlformats.org/markup-compatibility/2006" xmlns:aink="http://schemas.microsoft.com/office/drawing/2016/ink" xmlns:am3d="http://schemas.microsoft.com/office/drawing/2017/model3d" xmlns:o="urn:schemas-microsoft-com:office:office" xmlns:oel="http://schemas.microsoft.com/office/2019/extlst" xmlns:r="http://schemas.openxmlformats.org/officeDocument/2006/relationships" xmlns:m="http://schemas.openxmlformats.org/officeDocument/2006/math" xmlns:v="urn:schemas-microsoft-com:vml" xmlns:wp14="http://schemas.microsoft.com/office/word/2010/wordprocessingDrawing" xmlns:wp="http://schemas.openxmlformats.org/drawingml/2006/wordprocessingDrawing" xmlns:w10="urn:schemas-microsoft-com:office:word" xmlns:w="http://schemas.openxmlformats.org/wordprocessingml/2006/main" xmlns:w14="http://schemas.microsoft.com/office/word/2010/wordml" xmlns:w15="http://schemas.microsoft.com/office/word/2012/wordml" xmlns:w16cex="http://schemas.microsoft.com/office/word/2018/wordml/cex" xmlns:w16cid="http://schemas.microsoft.com/office/word/2016/wordml/cid" xmlns:w16="http://schemas.microsoft.com/office/word/2018/wordml" xmlns:w16du="http://schemas.microsoft.com/office/word/2023/wordml/word16du" xmlns:w16sdtdh="http://schemas.microsoft.com/office/word/2020/wordml/sdtdatahash" xmlns:w16se="http://schemas.microsoft.com/office/word/2015/wordml/symex" xmlns:wpg="http://schemas.microsoft.com/office/word/2010/wordprocessingGroup" xmlns:wpi="http://schemas.microsoft.com/office/word/2010/wordprocessingInk" xmlns:wne="http://schemas.microsoft.com/office/word/2006/wordml" xmlns:wps="http://schemas.microsoft.com/office/word/2010/wordprocessingShape" mc:Ignorable="w14 w15 w16se w16cid w16 w16cex w16sdtdh w16du wp14">
+<w:document xmlns:wpc="http://schemas.microsoft.com/office/word/2010/wordprocessingCanvas" xmlns:cx="http://schemas.microsoft.com/office/drawing/2014/chartex" xmlns:cx1="http://schemas.microsoft.com/office/drawing/2015/9/8/chartex" xmlns:cx2="http://schemas.microsoft.com/office/drawing/2015/10/21/chartex" xmlns:cx3="http://schemas.microsoft.com/office/drawing/2016/5/9/chartex" xmlns:cx4="http://schemas.microsoft.com/office/drawing/2016/5/10/chartex" xmlns:cx5="http://schemas.microsoft.com/office/drawing/2016/5/11/chartex" xmlns:cx6="http://schemas.microsoft.com/office/drawing/2016/5/12/chartex" xmlns:cx7="http://schemas.microsoft.com/office/drawing/2016/5/13/chartex" xmlns:cx8="http://schemas.microsoft.com/office/drawing/2016/5/14/chartex" xmlns:mc="http://schemas.openxmlformats.org/markup-compatibility/2006" xmlns:aink="http://schemas.microsoft.com/office/drawing/2016/ink" xmlns:am3d="http://schemas.microsoft.com/office/drawing/2017/model3d" xmlns:o="urn:schemas-microsoft-com:office:office" xmlns:oel="http://schemas.microsoft.com/office/2019/extlst" xmlns:r="http://schemas.openxmlformats.org/officeDocument/2006/relationships" xmlns:m="http://schemas.openxmlformats.org/officeDocument/2006/math" xmlns:v="urn:schemas-microsoft-com:vml" xmlns:wp14="http://schemas.microsoft.com/office/word/2010/wordprocessingDrawing" xmlns:wp="http://schemas.openxmlformats.org/drawingml/2006/wordprocessingDrawing" xmlns:w10="urn:schemas-microsoft-com:office:word" xmlns:w="http://schemas.openxmlformats.org/wordprocessingml/2006/main" xmlns:w14="http://schemas.microsoft.com/office/word/2010/wordml" xmlns:w15="http://schemas.microsoft.com/office/word/2012/wordml" xmlns:w16cex="http://schemas.microsoft.com/office/word/2018/wordml/cex" xmlns:w16cid="http://schemas.microsoft.com/office/word/2016/wordml/cid" xmlns:w16="http://schemas.microsoft.com/office/word/2018/wordml" xmlns:w16du="http://schemas.microsoft.com/office/word/2023/wordml/word16du" xmlns:w16sdtdh="http://schemas.microsoft.com/office/word/2020/wordml/sdtdatahash" xmlns:w16sdtfl="http://schemas.microsoft.com/office/word/2024/wordml/sdtformatlock" xmlns:w16se="http://schemas.microsoft.com/office/word/2015/wordml/symex" xmlns:wpg="http://schemas.microsoft.com/office/word/2010/wordprocessingGroup" xmlns:wpi="http://schemas.microsoft.com/office/word/2010/wordprocessingInk" xmlns:wne="http://schemas.microsoft.com/office/word/2006/wordml" xmlns:wps="http://schemas.microsoft.com/office/word/2010/wordprocessingShape" mc:Ignorable="w14 w15 w16se w16cid w16 w16cex w16sdtdh w16sdtfl w16du wp14">
   <w:body>
     <w:p>
       <w:pPr>
@@ -168,7 +168,6 @@
         </w:rPr>
         <w:t>Sylvain</w:t>
       </w:r>
-      <w:proofErr w:type="gramStart"/>
       <w:r>
         <w:rPr>
           <w:rFonts w:ascii="Trebuchet MS"/>
@@ -183,7 +182,6 @@
         </w:rPr>
         <w:t>Nom</w:t>
       </w:r>
-      <w:proofErr w:type="gramEnd"/>
       <w:r>
         <w:rPr>
           <w:rFonts w:ascii="Trebuchet MS"/>
@@ -1196,12 +1194,16 @@
           <w:rFonts w:eastAsia="Trebuchet MS" w:hAnsi="Trebuchet MS" w:cs="Trebuchet MS"/>
         </w:rPr>
       </w:pPr>
-      <w:r>
+    </w:p>
+    <w:p>
+      <w:pPr>
+        <w:pStyle w:val="Feuille22"/>
+        <w:ind w:left="360"/>
+        <w:jc w:val="left"/>
         <w:rPr>
           <w:rFonts w:eastAsia="Trebuchet MS" w:hAnsi="Trebuchet MS" w:cs="Trebuchet MS"/>
         </w:rPr>
-        <w:t>Dans un modèle en couches, chaque couche à une fonction spécifique et interagissent uniquement avec les couches inférieur ou supérieur seulement.</w:t>
-      </w:r>
+      </w:pPr>
     </w:p>
     <w:p>
       <w:pPr>
@@ -1212,160 +1214,17 @@
           <w:rFonts w:eastAsia="Trebuchet MS" w:hAnsi="Trebuchet MS" w:cs="Trebuchet MS"/>
         </w:rPr>
       </w:pPr>
-      <w:r>
-        <w:rPr>
-          <w:rFonts w:eastAsia="Trebuchet MS" w:hAnsi="Trebuchet MS" w:cs="Trebuchet MS"/>
-        </w:rPr>
-        <w:t>Voici un exemple de modèle en couche TCP/IP :</w:t>
-      </w:r>
     </w:p>
     <w:p>
       <w:pPr>
         <w:pStyle w:val="Feuille22"/>
         <w:ind w:left="360"/>
         <w:jc w:val="left"/>
-        <w:rPr>
-          <w:rFonts w:eastAsia="Trebuchet MS" w:hAnsi="Trebuchet MS" w:cs="Trebuchet MS"/>
-        </w:rPr>
-      </w:pPr>
-      <w:r>
-        <w:rPr>
-          <w:rFonts w:eastAsia="Trebuchet MS" w:hAnsi="Trebuchet MS" w:cs="Trebuchet MS"/>
-        </w:rPr>
-        <w:t>Couche application : utilise le protocole http pour permettre le transfert de pages web entre un serveur et un client.</w:t>
-      </w:r>
-    </w:p>
-    <w:p>
-      <w:pPr>
-        <w:pStyle w:val="Feuille22"/>
-        <w:ind w:left="360"/>
-        <w:jc w:val="left"/>
-        <w:rPr>
-          <w:rFonts w:eastAsia="Trebuchet MS" w:hAnsi="Trebuchet MS" w:cs="Trebuchet MS"/>
-        </w:rPr>
-      </w:pPr>
-      <w:r>
-        <w:rPr>
-          <w:rFonts w:eastAsia="Trebuchet MS" w:hAnsi="Trebuchet MS" w:cs="Trebuchet MS"/>
-        </w:rPr>
-        <w:t xml:space="preserve">Couche transport : utilise le protocole TCP qui fournit une communication fiable entre deux machines  </w:t>
-      </w:r>
-    </w:p>
-    <w:p>
-      <w:pPr>
-        <w:pStyle w:val="Feuille22"/>
-        <w:ind w:left="360"/>
-        <w:jc w:val="left"/>
-        <w:rPr>
-          <w:rFonts w:eastAsia="Trebuchet MS" w:hAnsi="Trebuchet MS" w:cs="Trebuchet MS"/>
-        </w:rPr>
-      </w:pPr>
-      <w:r>
-        <w:rPr>
-          <w:rFonts w:eastAsia="Trebuchet MS" w:hAnsi="Trebuchet MS" w:cs="Trebuchet MS"/>
-        </w:rPr>
-        <w:t xml:space="preserve">Couche réseau : utilise le protocole IP qui définit le format des paquets transmis et </w:t>
-      </w:r>
-      <w:proofErr w:type="spellStart"/>
-      <w:r>
-        <w:rPr>
-          <w:rFonts w:eastAsia="Trebuchet MS" w:hAnsi="Trebuchet MS" w:cs="Trebuchet MS"/>
-        </w:rPr>
-        <w:t>assur</w:t>
-      </w:r>
-      <w:proofErr w:type="spellEnd"/>
-      <w:r>
-        <w:rPr>
-          <w:rFonts w:eastAsia="Trebuchet MS" w:hAnsi="Trebuchet MS" w:cs="Trebuchet MS"/>
-        </w:rPr>
-        <w:t xml:space="preserve"> leurs routages entre les réseaux.</w:t>
-      </w:r>
-    </w:p>
-    <w:p>
-      <w:pPr>
-        <w:pStyle w:val="Feuille22"/>
-        <w:ind w:left="360"/>
-        <w:jc w:val="left"/>
-        <w:rPr>
-          <w:rFonts w:eastAsia="Trebuchet MS" w:hAnsi="Trebuchet MS" w:cs="Trebuchet MS"/>
-        </w:rPr>
-      </w:pPr>
-      <w:r>
-        <w:rPr>
-          <w:rFonts w:eastAsia="Trebuchet MS" w:hAnsi="Trebuchet MS" w:cs="Trebuchet MS"/>
-        </w:rPr>
-        <w:t xml:space="preserve">Couche de </w:t>
-      </w:r>
-      <w:proofErr w:type="spellStart"/>
-      <w:r>
-        <w:rPr>
-          <w:rFonts w:eastAsia="Trebuchet MS" w:hAnsi="Trebuchet MS" w:cs="Trebuchet MS"/>
-        </w:rPr>
-        <w:t>laison</w:t>
-      </w:r>
-      <w:proofErr w:type="spellEnd"/>
-      <w:r>
-        <w:rPr>
-          <w:rFonts w:eastAsia="Trebuchet MS" w:hAnsi="Trebuchet MS" w:cs="Trebuchet MS"/>
-        </w:rPr>
-        <w:t xml:space="preserve"> des données : utilise le protocole Ethernet </w:t>
-      </w:r>
-      <w:proofErr w:type="gramStart"/>
-      <w:r>
-        <w:rPr>
-          <w:rFonts w:eastAsia="Trebuchet MS" w:hAnsi="Trebuchet MS" w:cs="Trebuchet MS"/>
-        </w:rPr>
-        <w:t>qui  définit</w:t>
-      </w:r>
-      <w:proofErr w:type="gramEnd"/>
-      <w:r>
-        <w:rPr>
-          <w:rFonts w:eastAsia="Trebuchet MS" w:hAnsi="Trebuchet MS" w:cs="Trebuchet MS"/>
-        </w:rPr>
-        <w:t xml:space="preserve"> la façon dont les données sont envoyées.</w:t>
-      </w:r>
-    </w:p>
-    <w:p>
-      <w:pPr>
-        <w:pStyle w:val="Feuille22"/>
-        <w:ind w:left="360"/>
-        <w:jc w:val="left"/>
-        <w:rPr>
-          <w:rFonts w:eastAsia="Trebuchet MS" w:hAnsi="Trebuchet MS" w:cs="Trebuchet MS"/>
-        </w:rPr>
-      </w:pPr>
-    </w:p>
-    <w:p>
-      <w:pPr>
-        <w:pStyle w:val="Feuille22"/>
-        <w:ind w:left="360"/>
-        <w:jc w:val="left"/>
-        <w:rPr>
-          <w:rFonts w:eastAsia="Trebuchet MS" w:hAnsi="Trebuchet MS" w:cs="Trebuchet MS"/>
-        </w:rPr>
-      </w:pPr>
-    </w:p>
-    <w:p>
-      <w:pPr>
-        <w:pStyle w:val="Feuille22"/>
-        <w:ind w:left="360"/>
-        <w:jc w:val="left"/>
-        <w:rPr>
-          <w:rFonts w:eastAsia="Trebuchet MS" w:hAnsi="Trebuchet MS" w:cs="Trebuchet MS"/>
-        </w:rPr>
-      </w:pPr>
-    </w:p>
-    <w:p>
-      <w:pPr>
-        <w:pStyle w:val="Feuille22"/>
-        <w:ind w:left="360"/>
-        <w:jc w:val="left"/>
-      </w:pPr>
-      <w:r>
-        <w:rPr>
-          <w:highlight w:val="lightGray"/>
-        </w:rPr>
-        <w:lastRenderedPageBreak/>
+      </w:pPr>
+      <w:r>
+        <w:rPr>
+          <w:highlight w:val="lightGray"/>
+        </w:rPr>
         <w:t xml:space="preserve">1.2. </w:t>
       </w:r>
       <w:r>
@@ -1438,50 +1297,6 @@
           <w:lang w:val="ru-RU"/>
         </w:rPr>
         <w:t>?</w:t>
-      </w:r>
-    </w:p>
-    <w:p>
-      <w:pPr>
-        <w:pStyle w:val="Feuille22"/>
-        <w:ind w:left="360"/>
-        <w:jc w:val="left"/>
-      </w:pPr>
-      <w:r>
-        <w:t>Les objectifs sont</w:t>
-      </w:r>
-      <w:r>
-        <w:t> </w:t>
-      </w:r>
-      <w:r>
-        <w:t>:</w:t>
-      </w:r>
-    </w:p>
-    <w:p>
-      <w:pPr>
-        <w:pStyle w:val="Feuille22"/>
-        <w:ind w:left="360"/>
-        <w:jc w:val="left"/>
-      </w:pPr>
-      <w:r>
-        <w:t>L</w:t>
-      </w:r>
-      <w:r>
-        <w:t>’</w:t>
-      </w:r>
-      <w:r>
-        <w:t>acheminement, l</w:t>
-      </w:r>
-      <w:r>
-        <w:t>’</w:t>
-      </w:r>
-      <w:r>
-        <w:t>adressage logique, la gestion des erreurs de transmission et le contr</w:t>
-      </w:r>
-      <w:r>
-        <w:t>ô</w:t>
-      </w:r>
-      <w:r>
-        <w:t>le de la congestion.</w:t>
       </w:r>
     </w:p>
     <w:p>
@@ -1647,68 +1462,6 @@
         <w:ind w:left="360"/>
         <w:jc w:val="left"/>
       </w:pPr>
-      <w:r>
-        <w:t>La commutation de messages est une technique d</w:t>
-      </w:r>
-      <w:r>
-        <w:t>’</w:t>
-      </w:r>
-      <w:proofErr w:type="spellStart"/>
-      <w:r>
-        <w:t>envoie</w:t>
-      </w:r>
-      <w:proofErr w:type="spellEnd"/>
-      <w:r>
-        <w:t xml:space="preserve"> d</w:t>
-      </w:r>
-      <w:r>
-        <w:t>’</w:t>
-      </w:r>
-      <w:r>
-        <w:t>un message entier. Ce message est envoy</w:t>
-      </w:r>
-      <w:r>
-        <w:t>é</w:t>
-      </w:r>
-      <w:r>
-        <w:t xml:space="preserve"> d</w:t>
-      </w:r>
-      <w:r>
-        <w:t>’</w:t>
-      </w:r>
-      <w:r>
-        <w:t>un n</w:t>
-      </w:r>
-      <w:r>
-        <w:t>œ</w:t>
-      </w:r>
-      <w:r>
-        <w:t xml:space="preserve">ud </w:t>
-      </w:r>
-      <w:r>
-        <w:t>à</w:t>
-      </w:r>
-      <w:r>
-        <w:t xml:space="preserve"> un autre jusqu</w:t>
-      </w:r>
-      <w:r>
-        <w:t>’à</w:t>
-      </w:r>
-      <w:r>
-        <w:t xml:space="preserve"> sa destination finale. A chaque </w:t>
-      </w:r>
-      <w:r>
-        <w:t>é</w:t>
-      </w:r>
-      <w:r>
-        <w:t>tapes un algorithme d</w:t>
-      </w:r>
-      <w:r>
-        <w:t>é</w:t>
-      </w:r>
-      <w:r>
-        <w:t>cide du meilleur chemin.</w:t>
-      </w:r>
     </w:p>
     <w:p>
       <w:pPr>
@@ -1765,6 +1518,70 @@
         <w:ind w:left="360"/>
         <w:jc w:val="left"/>
       </w:pPr>
+      <w:r>
+        <w:rPr>
+          <w:highlight w:val="lightGray"/>
+        </w:rPr>
+        <w:t xml:space="preserve">b/ </w:t>
+      </w:r>
+      <w:r>
+        <w:rPr>
+          <w:highlight w:val="lightGray"/>
+        </w:rPr>
+        <w:tab/>
+        <w:t xml:space="preserve">Cette commutation peut-elle </w:t>
+      </w:r>
+      <w:r>
+        <w:rPr>
+          <w:rFonts w:ascii="Arial Unicode MS" w:hAnsi="Trebuchet MS"/>
+          <w:highlight w:val="lightGray"/>
+        </w:rPr>
+        <w:t>ê</w:t>
+      </w:r>
+      <w:r>
+        <w:rPr>
+          <w:highlight w:val="lightGray"/>
+        </w:rPr>
+        <w:t>tre am</w:t>
+      </w:r>
+      <w:r>
+        <w:rPr>
+          <w:rFonts w:ascii="Arial Unicode MS" w:hAnsi="Trebuchet MS"/>
+          <w:highlight w:val="lightGray"/>
+        </w:rPr>
+        <w:t>é</w:t>
+      </w:r>
+      <w:r>
+        <w:rPr>
+          <w:highlight w:val="lightGray"/>
+          <w:lang w:val="it-IT"/>
+        </w:rPr>
+        <w:t>lior</w:t>
+      </w:r>
+      <w:proofErr w:type="spellStart"/>
+      <w:r>
+        <w:rPr>
+          <w:rFonts w:ascii="Arial Unicode MS" w:hAnsi="Trebuchet MS"/>
+          <w:highlight w:val="lightGray"/>
+        </w:rPr>
+        <w:t>é</w:t>
+      </w:r>
+      <w:r>
+        <w:rPr>
+          <w:highlight w:val="lightGray"/>
+        </w:rPr>
+        <w:t>e</w:t>
+      </w:r>
+      <w:proofErr w:type="spellEnd"/>
+      <w:r>
+        <w:rPr>
+          <w:highlight w:val="lightGray"/>
+        </w:rPr>
+        <w:t xml:space="preserve"> ? Comment ?</w:t>
+      </w:r>
+      <w:r>
+        <w:t xml:space="preserve"> </w:t>
+      </w:r>
     </w:p>
     <w:p>
       <w:pPr>
@@ -1793,78 +1610,6 @@
         <w:ind w:left="360"/>
         <w:jc w:val="left"/>
       </w:pPr>
-      <w:proofErr w:type="gramStart"/>
-      <w:r>
-        <w:rPr>
-          <w:highlight w:val="lightGray"/>
-        </w:rPr>
-        <w:t>b</w:t>
-      </w:r>
-      <w:proofErr w:type="gramEnd"/>
-      <w:r>
-        <w:rPr>
-          <w:highlight w:val="lightGray"/>
-        </w:rPr>
-        <w:t xml:space="preserve">/ </w:t>
-      </w:r>
-      <w:r>
-        <w:rPr>
-          <w:highlight w:val="lightGray"/>
-        </w:rPr>
-        <w:tab/>
-        <w:t xml:space="preserve">Cette commutation peut-elle </w:t>
-      </w:r>
-      <w:r>
-        <w:rPr>
-          <w:rFonts w:ascii="Arial Unicode MS" w:hAnsi="Trebuchet MS"/>
-          <w:highlight w:val="lightGray"/>
-        </w:rPr>
-        <w:t>ê</w:t>
-      </w:r>
-      <w:r>
-        <w:rPr>
-          <w:highlight w:val="lightGray"/>
-        </w:rPr>
-        <w:t>tre am</w:t>
-      </w:r>
-      <w:r>
-        <w:rPr>
-          <w:rFonts w:ascii="Arial Unicode MS" w:hAnsi="Trebuchet MS"/>
-          <w:highlight w:val="lightGray"/>
-        </w:rPr>
-        <w:t>é</w:t>
-      </w:r>
-      <w:r>
-        <w:rPr>
-          <w:highlight w:val="lightGray"/>
-          <w:lang w:val="it-IT"/>
-        </w:rPr>
-        <w:t>lior</w:t>
-      </w:r>
-      <w:proofErr w:type="spellStart"/>
-      <w:r>
-        <w:rPr>
-          <w:rFonts w:ascii="Arial Unicode MS" w:hAnsi="Trebuchet MS"/>
-          <w:highlight w:val="lightGray"/>
-        </w:rPr>
-        <w:t>é</w:t>
-      </w:r>
-      <w:r>
-        <w:rPr>
-          <w:highlight w:val="lightGray"/>
-        </w:rPr>
-        <w:t>e</w:t>
-      </w:r>
-      <w:proofErr w:type="spellEnd"/>
-      <w:r>
-        <w:rPr>
-          <w:highlight w:val="lightGray"/>
-        </w:rPr>
-        <w:t xml:space="preserve"> ? Comment ?</w:t>
-      </w:r>
-      <w:r>
-        <w:t xml:space="preserve"> </w:t>
-      </w:r>
     </w:p>
     <w:p>
       <w:pPr>
@@ -1893,33 +1638,6 @@
         <w:ind w:left="360"/>
         <w:jc w:val="left"/>
       </w:pPr>
-      <w:r>
-        <w:t>Il existe plusieurs m</w:t>
-      </w:r>
-      <w:r>
-        <w:t>é</w:t>
-      </w:r>
-      <w:r>
-        <w:t>thodes pour am</w:t>
-      </w:r>
-      <w:r>
-        <w:t>é</w:t>
-      </w:r>
-      <w:r>
-        <w:t>liorer cette commutation comme la division des messages en paquets, l</w:t>
-      </w:r>
-      <w:r>
-        <w:t>’</w:t>
-      </w:r>
-      <w:r>
-        <w:t>optimisation de l</w:t>
-      </w:r>
-      <w:r>
-        <w:t>’</w:t>
-      </w:r>
-      <w:r>
-        <w:t>algorithme de routage ou encore le multiplexage.</w:t>
-      </w:r>
     </w:p>
     <w:p>
       <w:pPr>
@@ -1948,6 +1666,23 @@
         <w:ind w:left="360"/>
         <w:jc w:val="left"/>
       </w:pPr>
+      <w:r>
+        <w:rPr>
+          <w:highlight w:val="lightGray"/>
+        </w:rPr>
+        <w:lastRenderedPageBreak/>
+        <w:t xml:space="preserve">c/ </w:t>
+      </w:r>
+      <w:r>
+        <w:rPr>
+          <w:highlight w:val="lightGray"/>
+        </w:rPr>
+        <w:tab/>
+        <w:t>Quelles sont les autres principaux types de commutation ?</w:t>
+      </w:r>
+      <w:r>
+        <w:t xml:space="preserve"> </w:t>
+      </w:r>
     </w:p>
     <w:p>
       <w:pPr>
@@ -2004,30 +1739,6 @@
         <w:ind w:left="360"/>
         <w:jc w:val="left"/>
       </w:pPr>
-      <w:proofErr w:type="gramStart"/>
-      <w:r>
-        <w:rPr>
-          <w:highlight w:val="lightGray"/>
-        </w:rPr>
-        <w:t>c</w:t>
-      </w:r>
-      <w:proofErr w:type="gramEnd"/>
-      <w:r>
-        <w:rPr>
-          <w:highlight w:val="lightGray"/>
-        </w:rPr>
-        <w:t xml:space="preserve">/ </w:t>
-      </w:r>
-      <w:r>
-        <w:rPr>
-          <w:highlight w:val="lightGray"/>
-        </w:rPr>
-        <w:tab/>
-        <w:t>Quelles sont les autres principaux types de commutation ?</w:t>
-      </w:r>
-      <w:r>
-        <w:t xml:space="preserve"> </w:t>
-      </w:r>
     </w:p>
     <w:p>
       <w:pPr>
@@ -2055,93 +1766,6 @@
         <w:spacing w:before="80"/>
         <w:ind w:left="360"/>
         <w:jc w:val="left"/>
-      </w:pPr>
-      <w:r>
-        <w:t>Il existe deux autres principaux types de commutation tel que la commutation de circuits ou encore la commutation de paquets</w:t>
-      </w:r>
-    </w:p>
-    <w:p>
-      <w:pPr>
-        <w:pStyle w:val="Feuille22"/>
-        <w:tabs>
-          <w:tab w:val="left" w:pos="567"/>
-          <w:tab w:val="left" w:pos="1134"/>
-          <w:tab w:val="left" w:pos="1701"/>
-          <w:tab w:val="left" w:pos="2268"/>
-          <w:tab w:val="left" w:pos="2835"/>
-          <w:tab w:val="left" w:pos="3402"/>
-          <w:tab w:val="left" w:pos="3969"/>
-          <w:tab w:val="left" w:pos="4536"/>
-          <w:tab w:val="left" w:pos="5103"/>
-          <w:tab w:val="left" w:pos="5670"/>
-          <w:tab w:val="left" w:pos="6237"/>
-          <w:tab w:val="left" w:pos="6804"/>
-          <w:tab w:val="left" w:pos="7371"/>
-          <w:tab w:val="left" w:pos="7938"/>
-          <w:tab w:val="left" w:pos="8505"/>
-          <w:tab w:val="left" w:pos="9072"/>
-          <w:tab w:val="left" w:pos="9639"/>
-          <w:tab w:val="left" w:pos="10206"/>
-        </w:tabs>
-        <w:spacing w:before="80"/>
-        <w:ind w:left="360"/>
-        <w:jc w:val="left"/>
-      </w:pPr>
-    </w:p>
-    <w:p>
-      <w:pPr>
-        <w:pStyle w:val="Feuille22"/>
-        <w:tabs>
-          <w:tab w:val="left" w:pos="567"/>
-          <w:tab w:val="left" w:pos="1134"/>
-          <w:tab w:val="left" w:pos="1701"/>
-          <w:tab w:val="left" w:pos="2268"/>
-          <w:tab w:val="left" w:pos="2835"/>
-          <w:tab w:val="left" w:pos="3402"/>
-          <w:tab w:val="left" w:pos="3969"/>
-          <w:tab w:val="left" w:pos="4536"/>
-          <w:tab w:val="left" w:pos="5103"/>
-          <w:tab w:val="left" w:pos="5670"/>
-          <w:tab w:val="left" w:pos="6237"/>
-          <w:tab w:val="left" w:pos="6804"/>
-          <w:tab w:val="left" w:pos="7371"/>
-          <w:tab w:val="left" w:pos="7938"/>
-          <w:tab w:val="left" w:pos="8505"/>
-          <w:tab w:val="left" w:pos="9072"/>
-          <w:tab w:val="left" w:pos="9639"/>
-          <w:tab w:val="left" w:pos="10206"/>
-        </w:tabs>
-        <w:spacing w:before="80"/>
-        <w:ind w:left="360"/>
-        <w:jc w:val="left"/>
-      </w:pPr>
-    </w:p>
-    <w:p>
-      <w:pPr>
-        <w:pStyle w:val="Feuille22"/>
-        <w:tabs>
-          <w:tab w:val="left" w:pos="567"/>
-          <w:tab w:val="left" w:pos="1134"/>
-          <w:tab w:val="left" w:pos="1701"/>
-          <w:tab w:val="left" w:pos="2268"/>
-          <w:tab w:val="left" w:pos="2835"/>
-          <w:tab w:val="left" w:pos="3402"/>
-          <w:tab w:val="left" w:pos="3969"/>
-          <w:tab w:val="left" w:pos="4536"/>
-          <w:tab w:val="left" w:pos="5103"/>
-          <w:tab w:val="left" w:pos="5670"/>
-          <w:tab w:val="left" w:pos="6237"/>
-          <w:tab w:val="left" w:pos="6804"/>
-          <w:tab w:val="left" w:pos="7371"/>
-          <w:tab w:val="left" w:pos="7938"/>
-          <w:tab w:val="left" w:pos="8505"/>
-          <w:tab w:val="left" w:pos="9072"/>
-          <w:tab w:val="left" w:pos="9639"/>
-          <w:tab w:val="left" w:pos="10206"/>
-        </w:tabs>
-        <w:spacing w:before="80"/>
-        <w:ind w:left="360"/>
-        <w:jc w:val="left"/>
         <w:rPr>
           <w:lang w:val="ru-RU"/>
         </w:rPr>
@@ -2242,110 +1866,6 @@
           <w:lang w:val="ru-RU"/>
         </w:rPr>
         <w:t>?</w:t>
-      </w:r>
-    </w:p>
-    <w:p>
-      <w:pPr>
-        <w:pStyle w:val="Feuille22"/>
-        <w:tabs>
-          <w:tab w:val="left" w:pos="567"/>
-          <w:tab w:val="left" w:pos="1134"/>
-          <w:tab w:val="left" w:pos="1701"/>
-          <w:tab w:val="left" w:pos="2268"/>
-          <w:tab w:val="left" w:pos="2835"/>
-          <w:tab w:val="left" w:pos="3402"/>
-          <w:tab w:val="left" w:pos="3969"/>
-          <w:tab w:val="left" w:pos="4536"/>
-          <w:tab w:val="left" w:pos="5103"/>
-          <w:tab w:val="left" w:pos="5670"/>
-          <w:tab w:val="left" w:pos="6237"/>
-          <w:tab w:val="left" w:pos="6804"/>
-          <w:tab w:val="left" w:pos="7371"/>
-          <w:tab w:val="left" w:pos="7938"/>
-          <w:tab w:val="left" w:pos="8505"/>
-          <w:tab w:val="left" w:pos="9072"/>
-          <w:tab w:val="left" w:pos="9639"/>
-          <w:tab w:val="left" w:pos="10206"/>
-        </w:tabs>
-        <w:spacing w:before="80"/>
-        <w:ind w:left="360"/>
-        <w:jc w:val="left"/>
-        <w:rPr>
-          <w:rFonts w:hAnsi="Trebuchet MS"/>
-        </w:rPr>
-      </w:pPr>
-      <w:r>
-        <w:t xml:space="preserve">Le </w:t>
-      </w:r>
-      <w:proofErr w:type="spellStart"/>
-      <w:r>
-        <w:t>debit</w:t>
-      </w:r>
-      <w:proofErr w:type="spellEnd"/>
-      <w:r>
-        <w:t xml:space="preserve"> binaire sert </w:t>
-      </w:r>
-      <w:r>
-        <w:t>à</w:t>
-      </w:r>
-      <w:r>
-        <w:t xml:space="preserve"> mesurer la quantit</w:t>
-      </w:r>
-      <w:r>
-        <w:t>é</w:t>
-      </w:r>
-      <w:r>
-        <w:t xml:space="preserve"> de donn</w:t>
-      </w:r>
-      <w:r>
-        <w:t>é</w:t>
-      </w:r>
-      <w:r>
-        <w:t>es transmises par unit</w:t>
-      </w:r>
-      <w:r>
-        <w:t>é</w:t>
-      </w:r>
-      <w:r>
-        <w:t xml:space="preserve"> de temps. Il indique ainsi la vitesse </w:t>
-      </w:r>
-      <w:r>
-        <w:t>à</w:t>
-      </w:r>
-      <w:r>
-        <w:t xml:space="preserve"> laquelle les bits sont envoy</w:t>
-      </w:r>
-      <w:r>
-        <w:t>é</w:t>
-      </w:r>
-      <w:r>
-        <w:t>s ou re</w:t>
-      </w:r>
-      <w:r>
-        <w:t>ç</w:t>
-      </w:r>
-      <w:r>
-        <w:t xml:space="preserve">us. Il </w:t>
-      </w:r>
-      <w:proofErr w:type="spellStart"/>
-      <w:r>
-        <w:t>esy</w:t>
-      </w:r>
-      <w:proofErr w:type="spellEnd"/>
-      <w:r>
-        <w:t xml:space="preserve"> </w:t>
-      </w:r>
-      <w:r>
-        <w:rPr>
-          <w:rFonts w:hAnsi="Trebuchet MS"/>
-        </w:rPr>
-        <w:t>exprimé</w:t>
-      </w:r>
-      <w:r>
-        <w:rPr>
-          <w:rFonts w:hAnsi="Trebuchet MS"/>
-        </w:rPr>
-        <w:t xml:space="preserve"> en bits par seconde.</w:t>
       </w:r>
     </w:p>
     <w:p>
@@ -2507,21 +2027,7 @@
         <w:rPr>
           <w:highlight w:val="lightGray"/>
         </w:rPr>
-        <w:t xml:space="preserve">a sous couche </w:t>
-      </w:r>
-      <w:proofErr w:type="gramStart"/>
-      <w:r>
-        <w:rPr>
-          <w:highlight w:val="lightGray"/>
-        </w:rPr>
-        <w:t>MAC  dans</w:t>
-      </w:r>
-      <w:proofErr w:type="gramEnd"/>
-      <w:r>
-        <w:rPr>
-          <w:highlight w:val="lightGray"/>
-        </w:rPr>
-        <w:t xml:space="preserve"> le mod</w:t>
+        <w:t>a sous couche MAC  dans le mod</w:t>
       </w:r>
       <w:r>
         <w:rPr>
@@ -3004,21 +2510,7 @@
         <w:rPr>
           <w:highlight w:val="lightGray"/>
         </w:rPr>
-        <w:t xml:space="preserve"> (Carrier </w:t>
-      </w:r>
-      <w:proofErr w:type="spellStart"/>
-      <w:r>
-        <w:rPr>
-          <w:highlight w:val="lightGray"/>
-        </w:rPr>
-        <w:t>Sense</w:t>
-      </w:r>
-      <w:proofErr w:type="spellEnd"/>
-      <w:r>
-        <w:rPr>
-          <w:highlight w:val="lightGray"/>
-        </w:rPr>
-        <w:t xml:space="preserve"> Multiple Access </w:t>
+        <w:t xml:space="preserve"> (Carrier Sense Multiple Access </w:t>
       </w:r>
       <w:proofErr w:type="spellStart"/>
       <w:r>
@@ -3363,19 +2855,11 @@
           <w:rFonts w:eastAsia="Trebuchet MS" w:hAnsi="Trebuchet MS" w:cs="Trebuchet MS"/>
         </w:rPr>
       </w:pPr>
-      <w:proofErr w:type="gramStart"/>
-      <w:r>
-        <w:rPr>
-          <w:highlight w:val="lightGray"/>
-        </w:rPr>
-        <w:t>b</w:t>
-      </w:r>
-      <w:proofErr w:type="gramEnd"/>
-      <w:r>
-        <w:rPr>
-          <w:highlight w:val="lightGray"/>
-        </w:rPr>
-        <w:t xml:space="preserve">/ </w:t>
+      <w:r>
+        <w:rPr>
+          <w:highlight w:val="lightGray"/>
+        </w:rPr>
+        <w:t xml:space="preserve">b/ </w:t>
       </w:r>
       <w:r>
         <w:rPr>
@@ -3413,21 +2897,7 @@
         <w:rPr>
           <w:highlight w:val="lightGray"/>
         </w:rPr>
-        <w:t xml:space="preserve">.0.   </w:t>
-      </w:r>
-      <w:proofErr w:type="gramStart"/>
-      <w:r>
-        <w:rPr>
-          <w:highlight w:val="lightGray"/>
-        </w:rPr>
-        <w:t>est</w:t>
-      </w:r>
-      <w:proofErr w:type="gramEnd"/>
-      <w:r>
-        <w:rPr>
-          <w:highlight w:val="lightGray"/>
-        </w:rPr>
-        <w:t xml:space="preserve"> utilis</w:t>
+        <w:t>.0.   est utilis</w:t>
       </w:r>
       <w:r>
         <w:rPr>
@@ -3660,6 +3130,7 @@
         <w:rPr>
           <w:highlight w:val="lightGray"/>
         </w:rPr>
+        <w:lastRenderedPageBreak/>
         <w:t xml:space="preserve">4.2. </w:t>
       </w:r>
       <w:r>
@@ -3804,23 +3275,7 @@
           <w:highlight w:val="lightGray"/>
           <w:lang w:val="de-DE"/>
         </w:rPr>
-        <w:t xml:space="preserve">Adresse </w:t>
-      </w:r>
-      <w:proofErr w:type="gramStart"/>
-      <w:r>
-        <w:rPr>
-          <w:highlight w:val="lightGray"/>
-          <w:lang w:val="de-DE"/>
-        </w:rPr>
-        <w:t>IP :</w:t>
-      </w:r>
-      <w:proofErr w:type="gramEnd"/>
-      <w:r>
-        <w:rPr>
-          <w:highlight w:val="lightGray"/>
-          <w:lang w:val="de-DE"/>
-        </w:rPr>
-        <w:t xml:space="preserve"> 195.18.54.53 </w:t>
+        <w:t xml:space="preserve">Adresse IP : 195.18.54.53 </w:t>
       </w:r>
       <w:r>
         <w:rPr>
@@ -3867,19 +3322,11 @@
         <w:ind w:left="709" w:hanging="283"/>
         <w:jc w:val="left"/>
       </w:pPr>
-      <w:proofErr w:type="gramStart"/>
-      <w:r>
-        <w:rPr>
-          <w:highlight w:val="lightGray"/>
-        </w:rPr>
-        <w:t>a</w:t>
-      </w:r>
-      <w:proofErr w:type="gramEnd"/>
-      <w:r>
-        <w:rPr>
-          <w:highlight w:val="lightGray"/>
-        </w:rPr>
-        <w:t xml:space="preserve">/ </w:t>
+      <w:r>
+        <w:rPr>
+          <w:highlight w:val="lightGray"/>
+        </w:rPr>
+        <w:t xml:space="preserve">a/ </w:t>
       </w:r>
       <w:r>
         <w:rPr>
@@ -4008,19 +3455,11 @@
         <w:ind w:left="709" w:hanging="283"/>
         <w:jc w:val="left"/>
       </w:pPr>
-      <w:proofErr w:type="gramStart"/>
-      <w:r>
-        <w:rPr>
-          <w:highlight w:val="lightGray"/>
-        </w:rPr>
-        <w:t>b</w:t>
-      </w:r>
-      <w:proofErr w:type="gramEnd"/>
-      <w:r>
-        <w:rPr>
-          <w:highlight w:val="lightGray"/>
-        </w:rPr>
-        <w:t xml:space="preserve">/ </w:t>
+      <w:r>
+        <w:rPr>
+          <w:highlight w:val="lightGray"/>
+        </w:rPr>
+        <w:t xml:space="preserve">b/ </w:t>
       </w:r>
       <w:r>
         <w:rPr>
@@ -4169,19 +3608,11 @@
         <w:ind w:left="360"/>
         <w:jc w:val="left"/>
       </w:pPr>
-      <w:proofErr w:type="gramStart"/>
-      <w:r>
-        <w:rPr>
-          <w:highlight w:val="lightGray"/>
-        </w:rPr>
-        <w:t>c</w:t>
-      </w:r>
-      <w:proofErr w:type="gramEnd"/>
-      <w:r>
-        <w:rPr>
-          <w:highlight w:val="lightGray"/>
-        </w:rPr>
-        <w:t xml:space="preserve">/ </w:t>
+      <w:r>
+        <w:rPr>
+          <w:highlight w:val="lightGray"/>
+        </w:rPr>
+        <w:t xml:space="preserve">c/ </w:t>
       </w:r>
       <w:r>
         <w:rPr>
@@ -4311,19 +3742,11 @@
           <w:rFonts w:eastAsia="Trebuchet MS" w:hAnsi="Trebuchet MS" w:cs="Trebuchet MS"/>
         </w:rPr>
       </w:pPr>
-      <w:proofErr w:type="gramStart"/>
-      <w:r>
-        <w:rPr>
-          <w:highlight w:val="lightGray"/>
-        </w:rPr>
-        <w:t>d</w:t>
-      </w:r>
-      <w:proofErr w:type="gramEnd"/>
-      <w:r>
-        <w:rPr>
-          <w:highlight w:val="lightGray"/>
-        </w:rPr>
-        <w:t xml:space="preserve">/ </w:t>
+      <w:r>
+        <w:rPr>
+          <w:highlight w:val="lightGray"/>
+        </w:rPr>
+        <w:t xml:space="preserve">d/ </w:t>
       </w:r>
       <w:r>
         <w:rPr>
@@ -4505,19 +3928,11 @@
           <w:rFonts w:eastAsia="Trebuchet MS" w:hAnsi="Trebuchet MS" w:cs="Trebuchet MS"/>
         </w:rPr>
       </w:pPr>
-      <w:proofErr w:type="gramStart"/>
-      <w:r>
-        <w:rPr>
-          <w:highlight w:val="lightGray"/>
-        </w:rPr>
-        <w:t>a</w:t>
-      </w:r>
-      <w:proofErr w:type="gramEnd"/>
-      <w:r>
-        <w:rPr>
-          <w:highlight w:val="lightGray"/>
-        </w:rPr>
-        <w:t>/</w:t>
+      <w:r>
+        <w:rPr>
+          <w:highlight w:val="lightGray"/>
+        </w:rPr>
+        <w:t>a/</w:t>
       </w:r>
       <w:r>
         <w:rPr>
@@ -4658,19 +4073,11 @@
           <w:rFonts w:eastAsia="Trebuchet MS" w:hAnsi="Trebuchet MS" w:cs="Trebuchet MS"/>
         </w:rPr>
       </w:pPr>
-      <w:proofErr w:type="gramStart"/>
-      <w:r>
-        <w:rPr>
-          <w:highlight w:val="lightGray"/>
-        </w:rPr>
-        <w:t>b</w:t>
-      </w:r>
-      <w:proofErr w:type="gramEnd"/>
-      <w:r>
-        <w:rPr>
-          <w:highlight w:val="lightGray"/>
-        </w:rPr>
-        <w:t>/</w:t>
+      <w:r>
+        <w:rPr>
+          <w:highlight w:val="lightGray"/>
+        </w:rPr>
+        <w:t>b/</w:t>
       </w:r>
       <w:r>
         <w:rPr>
@@ -4776,19 +4183,11 @@
           <w:rFonts w:eastAsia="Trebuchet MS" w:hAnsi="Trebuchet MS" w:cs="Trebuchet MS"/>
         </w:rPr>
       </w:pPr>
-      <w:proofErr w:type="gramStart"/>
-      <w:r>
-        <w:rPr>
-          <w:highlight w:val="lightGray"/>
-        </w:rPr>
-        <w:t>c</w:t>
-      </w:r>
-      <w:proofErr w:type="gramEnd"/>
-      <w:r>
-        <w:rPr>
-          <w:highlight w:val="lightGray"/>
-        </w:rPr>
-        <w:t>/</w:t>
+      <w:r>
+        <w:rPr>
+          <w:highlight w:val="lightGray"/>
+        </w:rPr>
+        <w:t>c/</w:t>
       </w:r>
       <w:r>
         <w:rPr>
@@ -4990,19 +4389,12 @@
           <w:rFonts w:eastAsia="Trebuchet MS" w:hAnsi="Trebuchet MS" w:cs="Trebuchet MS"/>
         </w:rPr>
       </w:pPr>
-      <w:proofErr w:type="gramStart"/>
-      <w:r>
-        <w:rPr>
-          <w:highlight w:val="lightGray"/>
-        </w:rPr>
-        <w:t>d</w:t>
-      </w:r>
-      <w:proofErr w:type="gramEnd"/>
-      <w:r>
-        <w:rPr>
-          <w:highlight w:val="lightGray"/>
-        </w:rPr>
-        <w:t>/</w:t>
+      <w:r>
+        <w:rPr>
+          <w:highlight w:val="lightGray"/>
+        </w:rPr>
+        <w:lastRenderedPageBreak/>
+        <w:t>d/</w:t>
       </w:r>
       <w:r>
         <w:rPr>
@@ -5232,7 +4624,6 @@
         </w:rPr>
       </w:pPr>
       <w:r>
-        <w:lastRenderedPageBreak/>
         <w:tab/>
       </w:r>
       <w:r>
@@ -5304,17 +4695,8 @@
           <w:highlight w:val="lightGray"/>
           <w:lang w:val="nl-NL"/>
         </w:rPr>
-        <w:t xml:space="preserve"> IPv</w:t>
-      </w:r>
-      <w:proofErr w:type="gramStart"/>
-      <w:r>
-        <w:rPr>
-          <w:highlight w:val="lightGray"/>
-          <w:lang w:val="nl-NL"/>
-        </w:rPr>
-        <w:t>6 :</w:t>
-      </w:r>
-      <w:proofErr w:type="gramEnd"/>
+        <w:t xml:space="preserve"> IPv6 :</w:t>
+      </w:r>
     </w:p>
     <w:p>
       <w:pPr>
@@ -5331,19 +4713,11 @@
           <w:lang w:val="nl-NL"/>
         </w:rPr>
       </w:pPr>
-      <w:proofErr w:type="gramStart"/>
-      <w:r>
-        <w:rPr>
-          <w:highlight w:val="lightGray"/>
-        </w:rPr>
-        <w:t>a</w:t>
-      </w:r>
-      <w:proofErr w:type="gramEnd"/>
-      <w:r>
-        <w:rPr>
-          <w:highlight w:val="lightGray"/>
-        </w:rPr>
-        <w:t xml:space="preserve">/ </w:t>
+      <w:r>
+        <w:rPr>
+          <w:highlight w:val="lightGray"/>
+        </w:rPr>
+        <w:t xml:space="preserve">a/ </w:t>
       </w:r>
       <w:r>
         <w:rPr>
@@ -5427,21 +4801,7 @@
           <w:highlight w:val="lightGray"/>
         </w:rPr>
         <w:tab/>
-        <w:t>2a</w:t>
-      </w:r>
-      <w:proofErr w:type="gramStart"/>
-      <w:r>
-        <w:rPr>
-          <w:highlight w:val="lightGray"/>
-        </w:rPr>
-        <w:t>01:</w:t>
-      </w:r>
-      <w:proofErr w:type="gramEnd"/>
-      <w:r>
-        <w:rPr>
-          <w:highlight w:val="lightGray"/>
-        </w:rPr>
-        <w:t>0e35:39d9:e6c0:0001:0000:0000:0002</w:t>
+        <w:t>2a01:0e35:39d9:e6c0:0001:0000:0000:0002</w:t>
       </w:r>
     </w:p>
     <w:p>
@@ -5498,19 +4858,11 @@
           <w:rFonts w:eastAsia="Trebuchet MS" w:hAnsi="Trebuchet MS" w:cs="Trebuchet MS"/>
         </w:rPr>
       </w:pPr>
-      <w:proofErr w:type="gramStart"/>
-      <w:r>
-        <w:rPr>
-          <w:highlight w:val="lightGray"/>
-        </w:rPr>
-        <w:t>b</w:t>
-      </w:r>
-      <w:proofErr w:type="gramEnd"/>
-      <w:r>
-        <w:rPr>
-          <w:highlight w:val="lightGray"/>
-        </w:rPr>
-        <w:t xml:space="preserve">/ </w:t>
+      <w:r>
+        <w:rPr>
+          <w:highlight w:val="lightGray"/>
+        </w:rPr>
+        <w:t xml:space="preserve">b/ </w:t>
       </w:r>
       <w:r>
         <w:rPr>
@@ -5798,19 +5150,11 @@
           <w:rFonts w:eastAsia="Trebuchet MS" w:hAnsi="Trebuchet MS" w:cs="Trebuchet MS"/>
         </w:rPr>
       </w:pPr>
-      <w:proofErr w:type="gramStart"/>
-      <w:r>
-        <w:rPr>
-          <w:highlight w:val="lightGray"/>
-        </w:rPr>
-        <w:t>a</w:t>
-      </w:r>
-      <w:proofErr w:type="gramEnd"/>
-      <w:r>
-        <w:rPr>
-          <w:highlight w:val="lightGray"/>
-        </w:rPr>
-        <w:t>/</w:t>
+      <w:r>
+        <w:rPr>
+          <w:highlight w:val="lightGray"/>
+        </w:rPr>
+        <w:t>a/</w:t>
       </w:r>
       <w:r>
         <w:rPr>
@@ -5919,19 +5263,11 @@
           <w:rFonts w:eastAsia="Trebuchet MS" w:hAnsi="Trebuchet MS" w:cs="Trebuchet MS"/>
         </w:rPr>
       </w:pPr>
-      <w:proofErr w:type="gramStart"/>
-      <w:r>
-        <w:rPr>
-          <w:highlight w:val="lightGray"/>
-        </w:rPr>
-        <w:t>b</w:t>
-      </w:r>
-      <w:proofErr w:type="gramEnd"/>
-      <w:r>
-        <w:rPr>
-          <w:highlight w:val="lightGray"/>
-        </w:rPr>
-        <w:t>/</w:t>
+      <w:r>
+        <w:rPr>
+          <w:highlight w:val="lightGray"/>
+        </w:rPr>
+        <w:t>b/</w:t>
       </w:r>
       <w:r>
         <w:rPr>
@@ -6213,221 +5549,185 @@
           <w:highlight w:val="lightGray"/>
         </w:rPr>
         <w:br/>
-        <w:t>A</w:t>
-      </w:r>
-      <w:proofErr w:type="gramStart"/>
-      <w:r>
-        <w:rPr>
-          <w:highlight w:val="lightGray"/>
-        </w:rPr>
-        <w:t xml:space="preserve">- </w:t>
+        <w:t xml:space="preserve">A- </w:t>
       </w:r>
       <w:r>
         <w:rPr>
           <w:highlight w:val="lightGray"/>
           <w:lang w:val="nl-NL"/>
         </w:rPr>
-        <w:t xml:space="preserve"> De</w:t>
-      </w:r>
-      <w:proofErr w:type="gramEnd"/>
+        <w:t xml:space="preserve"> De </w:t>
+      </w:r>
+      <w:proofErr w:type="spellStart"/>
       <w:r>
         <w:rPr>
           <w:highlight w:val="lightGray"/>
           <w:lang w:val="nl-NL"/>
         </w:rPr>
+        <w:t>cr</w:t>
+      </w:r>
+      <w:r>
+        <w:rPr>
+          <w:rFonts w:ascii="Arial Unicode MS" w:hAnsi="Trebuchet MS"/>
+          <w:highlight w:val="lightGray"/>
+        </w:rPr>
+        <w:t>é</w:t>
+      </w:r>
+      <w:r>
+        <w:rPr>
+          <w:highlight w:val="lightGray"/>
+        </w:rPr>
+        <w:t>er</w:t>
+      </w:r>
+      <w:proofErr w:type="spellEnd"/>
+      <w:r>
+        <w:rPr>
+          <w:highlight w:val="lightGray"/>
+        </w:rPr>
+        <w:t xml:space="preserve"> des connexions s</w:t>
+      </w:r>
+      <w:r>
+        <w:rPr>
+          <w:rFonts w:ascii="Arial Unicode MS" w:hAnsi="Trebuchet MS"/>
+          <w:highlight w:val="lightGray"/>
+        </w:rPr>
+        <w:t>é</w:t>
+      </w:r>
+      <w:r>
+        <w:rPr>
+          <w:highlight w:val="lightGray"/>
+        </w:rPr>
+        <w:t>curis</w:t>
+      </w:r>
+      <w:r>
+        <w:rPr>
+          <w:rFonts w:ascii="Arial Unicode MS" w:hAnsi="Trebuchet MS"/>
+          <w:highlight w:val="lightGray"/>
+        </w:rPr>
+        <w:t>é</w:t>
+      </w:r>
+      <w:r>
+        <w:rPr>
+          <w:highlight w:val="lightGray"/>
+        </w:rPr>
+        <w:t xml:space="preserve">es entre les machines internes et externes. </w:t>
+      </w:r>
+      <w:r>
+        <w:rPr>
+          <w:highlight w:val="lightGray"/>
+        </w:rPr>
+        <w:br/>
+        <w:t>B - D</w:t>
+      </w:r>
+      <w:r>
+        <w:rPr>
+          <w:rFonts w:ascii="Arial Unicode MS" w:hAnsi="Trebuchet MS"/>
+          <w:highlight w:val="lightGray"/>
+        </w:rPr>
+        <w:t>’</w:t>
+      </w:r>
+      <w:proofErr w:type="spellStart"/>
+      <w:r>
+        <w:rPr>
+          <w:highlight w:val="lightGray"/>
+        </w:rPr>
+        <w:t>emp</w:t>
+      </w:r>
+      <w:r>
+        <w:rPr>
+          <w:rFonts w:ascii="Arial Unicode MS" w:hAnsi="Trebuchet MS"/>
+          <w:highlight w:val="lightGray"/>
+        </w:rPr>
+        <w:t>ê</w:t>
+      </w:r>
+      <w:r>
+        <w:rPr>
+          <w:highlight w:val="lightGray"/>
+          <w:lang w:val="de-DE"/>
+        </w:rPr>
+        <w:t>cher</w:t>
+      </w:r>
+      <w:proofErr w:type="spellEnd"/>
+      <w:r>
+        <w:rPr>
+          <w:highlight w:val="lightGray"/>
+          <w:lang w:val="de-DE"/>
+        </w:rPr>
+        <w:t xml:space="preserve"> l</w:t>
+      </w:r>
+      <w:r>
+        <w:rPr>
+          <w:rFonts w:ascii="Arial Unicode MS" w:hAnsi="Trebuchet MS"/>
+          <w:highlight w:val="lightGray"/>
+        </w:rPr>
+        <w:t>’</w:t>
+      </w:r>
+      <w:r>
+        <w:rPr>
+          <w:highlight w:val="lightGray"/>
+          <w:lang w:val="it-IT"/>
+        </w:rPr>
+        <w:t>acc</w:t>
+      </w:r>
+      <w:r>
+        <w:rPr>
+          <w:rFonts w:ascii="Arial Unicode MS" w:hAnsi="Trebuchet MS"/>
+          <w:highlight w:val="lightGray"/>
+        </w:rPr>
+        <w:t>è</w:t>
+      </w:r>
+      <w:r>
+        <w:rPr>
+          <w:highlight w:val="lightGray"/>
+        </w:rPr>
+        <w:t xml:space="preserve">s </w:t>
+      </w:r>
+      <w:r>
+        <w:rPr>
+          <w:rFonts w:ascii="Arial Unicode MS" w:hAnsi="Trebuchet MS"/>
+          <w:highlight w:val="lightGray"/>
+        </w:rPr>
+        <w:t>à</w:t>
+      </w:r>
+      <w:r>
+        <w:rPr>
+          <w:rFonts w:ascii="Arial Unicode MS" w:hAnsi="Trebuchet MS"/>
+          <w:highlight w:val="lightGray"/>
+        </w:rPr>
         <w:t xml:space="preserve"> </w:t>
       </w:r>
-      <w:proofErr w:type="spellStart"/>
+      <w:r>
+        <w:rPr>
+          <w:highlight w:val="lightGray"/>
+        </w:rPr>
+        <w:t>certaines ressources du r</w:t>
+      </w:r>
+      <w:r>
+        <w:rPr>
+          <w:rFonts w:ascii="Arial Unicode MS" w:hAnsi="Trebuchet MS"/>
+          <w:highlight w:val="lightGray"/>
+        </w:rPr>
+        <w:t>é</w:t>
+      </w:r>
+      <w:r>
+        <w:rPr>
+          <w:highlight w:val="lightGray"/>
+        </w:rPr>
+        <w:t xml:space="preserve">seau interne. </w:t>
+      </w:r>
+      <w:r>
+        <w:rPr>
+          <w:highlight w:val="lightGray"/>
+        </w:rPr>
+        <w:br/>
+        <w:t xml:space="preserve">C- </w:t>
+      </w:r>
       <w:r>
         <w:rPr>
           <w:highlight w:val="lightGray"/>
           <w:lang w:val="nl-NL"/>
         </w:rPr>
-        <w:t>cr</w:t>
-      </w:r>
-      <w:r>
-        <w:rPr>
-          <w:rFonts w:ascii="Arial Unicode MS" w:hAnsi="Trebuchet MS"/>
-          <w:highlight w:val="lightGray"/>
-        </w:rPr>
-        <w:t>é</w:t>
-      </w:r>
-      <w:r>
-        <w:rPr>
-          <w:highlight w:val="lightGray"/>
-        </w:rPr>
-        <w:t>er</w:t>
-      </w:r>
-      <w:proofErr w:type="spellEnd"/>
-      <w:r>
-        <w:rPr>
-          <w:highlight w:val="lightGray"/>
-        </w:rPr>
-        <w:t xml:space="preserve"> des connexions s</w:t>
-      </w:r>
-      <w:r>
-        <w:rPr>
-          <w:rFonts w:ascii="Arial Unicode MS" w:hAnsi="Trebuchet MS"/>
-          <w:highlight w:val="lightGray"/>
-        </w:rPr>
-        <w:t>é</w:t>
-      </w:r>
-      <w:r>
-        <w:rPr>
-          <w:highlight w:val="lightGray"/>
-        </w:rPr>
-        <w:t>curis</w:t>
-      </w:r>
-      <w:r>
-        <w:rPr>
-          <w:rFonts w:ascii="Arial Unicode MS" w:hAnsi="Trebuchet MS"/>
-          <w:highlight w:val="lightGray"/>
-        </w:rPr>
-        <w:t>é</w:t>
-      </w:r>
-      <w:r>
-        <w:rPr>
-          <w:highlight w:val="lightGray"/>
-        </w:rPr>
-        <w:t xml:space="preserve">es entre les machines internes et externes. </w:t>
-      </w:r>
-      <w:r>
-        <w:rPr>
-          <w:highlight w:val="lightGray"/>
-        </w:rPr>
-        <w:br/>
-      </w:r>
-      <w:r>
-        <w:rPr>
-          <w:highlight w:val="lightGray"/>
-        </w:rPr>
-        <w:lastRenderedPageBreak/>
-        <w:t>B - D</w:t>
-      </w:r>
-      <w:r>
-        <w:rPr>
-          <w:rFonts w:ascii="Arial Unicode MS" w:hAnsi="Trebuchet MS"/>
-          <w:highlight w:val="lightGray"/>
-        </w:rPr>
-        <w:t>’</w:t>
-      </w:r>
-      <w:proofErr w:type="spellStart"/>
-      <w:r>
-        <w:rPr>
-          <w:highlight w:val="lightGray"/>
-        </w:rPr>
-        <w:t>emp</w:t>
-      </w:r>
-      <w:r>
-        <w:rPr>
-          <w:rFonts w:ascii="Arial Unicode MS" w:hAnsi="Trebuchet MS"/>
-          <w:highlight w:val="lightGray"/>
-        </w:rPr>
-        <w:t>ê</w:t>
-      </w:r>
-      <w:r>
-        <w:rPr>
-          <w:highlight w:val="lightGray"/>
-          <w:lang w:val="de-DE"/>
-        </w:rPr>
-        <w:t>cher</w:t>
-      </w:r>
-      <w:proofErr w:type="spellEnd"/>
-      <w:r>
-        <w:rPr>
-          <w:highlight w:val="lightGray"/>
-          <w:lang w:val="de-DE"/>
-        </w:rPr>
-        <w:t xml:space="preserve"> l</w:t>
-      </w:r>
-      <w:r>
-        <w:rPr>
-          <w:rFonts w:ascii="Arial Unicode MS" w:hAnsi="Trebuchet MS"/>
-          <w:highlight w:val="lightGray"/>
-        </w:rPr>
-        <w:t>’</w:t>
-      </w:r>
-      <w:r>
-        <w:rPr>
-          <w:highlight w:val="lightGray"/>
-          <w:lang w:val="it-IT"/>
-        </w:rPr>
-        <w:t>acc</w:t>
-      </w:r>
-      <w:r>
-        <w:rPr>
-          <w:rFonts w:ascii="Arial Unicode MS" w:hAnsi="Trebuchet MS"/>
-          <w:highlight w:val="lightGray"/>
-        </w:rPr>
-        <w:t>è</w:t>
-      </w:r>
-      <w:r>
-        <w:rPr>
-          <w:highlight w:val="lightGray"/>
-        </w:rPr>
-        <w:t xml:space="preserve">s </w:t>
-      </w:r>
-      <w:r>
-        <w:rPr>
-          <w:rFonts w:ascii="Arial Unicode MS" w:hAnsi="Trebuchet MS"/>
-          <w:highlight w:val="lightGray"/>
-        </w:rPr>
-        <w:t>à</w:t>
-      </w:r>
-      <w:r>
-        <w:rPr>
-          <w:rFonts w:ascii="Arial Unicode MS" w:hAnsi="Trebuchet MS"/>
-          <w:highlight w:val="lightGray"/>
-        </w:rPr>
-        <w:t xml:space="preserve"> </w:t>
-      </w:r>
-      <w:r>
-        <w:rPr>
-          <w:highlight w:val="lightGray"/>
-        </w:rPr>
-        <w:t>certaines ressources du r</w:t>
-      </w:r>
-      <w:r>
-        <w:rPr>
-          <w:rFonts w:ascii="Arial Unicode MS" w:hAnsi="Trebuchet MS"/>
-          <w:highlight w:val="lightGray"/>
-        </w:rPr>
-        <w:t>é</w:t>
-      </w:r>
-      <w:r>
-        <w:rPr>
-          <w:highlight w:val="lightGray"/>
-        </w:rPr>
-        <w:t xml:space="preserve">seau interne. </w:t>
-      </w:r>
-      <w:r>
-        <w:rPr>
-          <w:highlight w:val="lightGray"/>
-        </w:rPr>
-        <w:br/>
-        <w:t>C</w:t>
-      </w:r>
-      <w:proofErr w:type="gramStart"/>
-      <w:r>
-        <w:rPr>
-          <w:highlight w:val="lightGray"/>
-        </w:rPr>
-        <w:t xml:space="preserve">- </w:t>
-      </w:r>
-      <w:r>
-        <w:rPr>
-          <w:highlight w:val="lightGray"/>
-          <w:lang w:val="nl-NL"/>
-        </w:rPr>
-        <w:t xml:space="preserve"> De</w:t>
-      </w:r>
-      <w:proofErr w:type="gramEnd"/>
-      <w:r>
-        <w:rPr>
-          <w:highlight w:val="lightGray"/>
-          <w:lang w:val="nl-NL"/>
-        </w:rPr>
-        <w:t xml:space="preserve"> d</w:t>
+        <w:t xml:space="preserve"> De d</w:t>
       </w:r>
       <w:proofErr w:type="spellStart"/>
       <w:r>
@@ -6715,19 +6015,11 @@
       <w:r>
         <w:br/>
       </w:r>
-      <w:proofErr w:type="gramStart"/>
-      <w:r>
-        <w:rPr>
-          <w:highlight w:val="lightGray"/>
-        </w:rPr>
-        <w:t>a</w:t>
-      </w:r>
-      <w:proofErr w:type="gramEnd"/>
-      <w:r>
-        <w:rPr>
-          <w:highlight w:val="lightGray"/>
-        </w:rPr>
-        <w:t>/</w:t>
+      <w:r>
+        <w:rPr>
+          <w:highlight w:val="lightGray"/>
+        </w:rPr>
+        <w:t>a/</w:t>
       </w:r>
       <w:r>
         <w:t xml:space="preserve"> </w:t>
@@ -6835,6 +6127,7 @@
           <w:szCs w:val="28"/>
           <w:highlight w:val="lightGray"/>
         </w:rPr>
+        <w:lastRenderedPageBreak/>
         <w:t xml:space="preserve">- </w:t>
       </w:r>
       <w:r>
@@ -6917,19 +6210,11 @@
         <w:ind w:left="851"/>
         <w:jc w:val="left"/>
       </w:pPr>
-      <w:proofErr w:type="gramStart"/>
-      <w:r>
-        <w:rPr>
-          <w:highlight w:val="lightGray"/>
-        </w:rPr>
-        <w:t>b</w:t>
-      </w:r>
-      <w:proofErr w:type="gramEnd"/>
-      <w:r>
-        <w:rPr>
-          <w:highlight w:val="lightGray"/>
-        </w:rPr>
-        <w:t>/ Comment proc</w:t>
+      <w:r>
+        <w:rPr>
+          <w:highlight w:val="lightGray"/>
+        </w:rPr>
+        <w:t>b/ Comment proc</w:t>
       </w:r>
       <w:r>
         <w:rPr>
@@ -7080,7 +6365,7 @@
 </file>
 
 <file path=word/endnotes.xml><?xml version="1.0" encoding="utf-8"?>
-<w:endnotes xmlns:wpc="http://schemas.microsoft.com/office/word/2010/wordprocessingCanvas" xmlns:cx="http://schemas.microsoft.com/office/drawing/2014/chartex" xmlns:cx1="http://schemas.microsoft.com/office/drawing/2015/9/8/chartex" xmlns:cx2="http://schemas.microsoft.com/office/drawing/2015/10/21/chartex" xmlns:cx3="http://schemas.microsoft.com/office/drawing/2016/5/9/chartex" xmlns:cx4="http://schemas.microsoft.com/office/drawing/2016/5/10/chartex" xmlns:cx5="http://schemas.microsoft.com/office/drawing/2016/5/11/chartex" xmlns:cx6="http://schemas.microsoft.com/office/drawing/2016/5/12/chartex" xmlns:cx7="http://schemas.microsoft.com/office/drawing/2016/5/13/chartex" xmlns:cx8="http://schemas.microsoft.com/office/drawing/2016/5/14/chartex" xmlns:mc="http://schemas.openxmlformats.org/markup-compatibility/2006" xmlns:aink="http://schemas.microsoft.com/office/drawing/2016/ink" xmlns:am3d="http://schemas.microsoft.com/office/drawing/2017/model3d" xmlns:o="urn:schemas-microsoft-com:office:office" xmlns:oel="http://schemas.microsoft.com/office/2019/extlst" xmlns:r="http://schemas.openxmlformats.org/officeDocument/2006/relationships" xmlns:m="http://schemas.openxmlformats.org/officeDocument/2006/math" xmlns:v="urn:schemas-microsoft-com:vml" xmlns:wp14="http://schemas.microsoft.com/office/word/2010/wordprocessingDrawing" xmlns:wp="http://schemas.openxmlformats.org/drawingml/2006/wordprocessingDrawing" xmlns:w10="urn:schemas-microsoft-com:office:word" xmlns:w="http://schemas.openxmlformats.org/wordprocessingml/2006/main" xmlns:w14="http://schemas.microsoft.com/office/word/2010/wordml" xmlns:w15="http://schemas.microsoft.com/office/word/2012/wordml" xmlns:w16cex="http://schemas.microsoft.com/office/word/2018/wordml/cex" xmlns:w16cid="http://schemas.microsoft.com/office/word/2016/wordml/cid" xmlns:w16="http://schemas.microsoft.com/office/word/2018/wordml" xmlns:w16du="http://schemas.microsoft.com/office/word/2023/wordml/word16du" xmlns:w16sdtdh="http://schemas.microsoft.com/office/word/2020/wordml/sdtdatahash" xmlns:w16se="http://schemas.microsoft.com/office/word/2015/wordml/symex" xmlns:wpg="http://schemas.microsoft.com/office/word/2010/wordprocessingGroup" xmlns:wpi="http://schemas.microsoft.com/office/word/2010/wordprocessingInk" xmlns:wne="http://schemas.microsoft.com/office/word/2006/wordml" xmlns:wps="http://schemas.microsoft.com/office/word/2010/wordprocessingShape" mc:Ignorable="w14 w15 w16se w16cid w16 w16cex w16sdtdh w16du wp14">
+<w:endnotes xmlns:wpc="http://schemas.microsoft.com/office/word/2010/wordprocessingCanvas" xmlns:cx="http://schemas.microsoft.com/office/drawing/2014/chartex" xmlns:cx1="http://schemas.microsoft.com/office/drawing/2015/9/8/chartex" xmlns:cx2="http://schemas.microsoft.com/office/drawing/2015/10/21/chartex" xmlns:cx3="http://schemas.microsoft.com/office/drawing/2016/5/9/chartex" xmlns:cx4="http://schemas.microsoft.com/office/drawing/2016/5/10/chartex" xmlns:cx5="http://schemas.microsoft.com/office/drawing/2016/5/11/chartex" xmlns:cx6="http://schemas.microsoft.com/office/drawing/2016/5/12/chartex" xmlns:cx7="http://schemas.microsoft.com/office/drawing/2016/5/13/chartex" xmlns:cx8="http://schemas.microsoft.com/office/drawing/2016/5/14/chartex" xmlns:mc="http://schemas.openxmlformats.org/markup-compatibility/2006" xmlns:aink="http://schemas.microsoft.com/office/drawing/2016/ink" xmlns:am3d="http://schemas.microsoft.com/office/drawing/2017/model3d" xmlns:o="urn:schemas-microsoft-com:office:office" xmlns:oel="http://schemas.microsoft.com/office/2019/extlst" xmlns:r="http://schemas.openxmlformats.org/officeDocument/2006/relationships" xmlns:m="http://schemas.openxmlformats.org/officeDocument/2006/math" xmlns:v="urn:schemas-microsoft-com:vml" xmlns:wp14="http://schemas.microsoft.com/office/word/2010/wordprocessingDrawing" xmlns:wp="http://schemas.openxmlformats.org/drawingml/2006/wordprocessingDrawing" xmlns:w10="urn:schemas-microsoft-com:office:word" xmlns:w="http://schemas.openxmlformats.org/wordprocessingml/2006/main" xmlns:w14="http://schemas.microsoft.com/office/word/2010/wordml" xmlns:w15="http://schemas.microsoft.com/office/word/2012/wordml" xmlns:w16cex="http://schemas.microsoft.com/office/word/2018/wordml/cex" xmlns:w16cid="http://schemas.microsoft.com/office/word/2016/wordml/cid" xmlns:w16="http://schemas.microsoft.com/office/word/2018/wordml" xmlns:w16du="http://schemas.microsoft.com/office/word/2023/wordml/word16du" xmlns:w16sdtdh="http://schemas.microsoft.com/office/word/2020/wordml/sdtdatahash" xmlns:w16sdtfl="http://schemas.microsoft.com/office/word/2024/wordml/sdtformatlock" xmlns:w16se="http://schemas.microsoft.com/office/word/2015/wordml/symex" xmlns:wpg="http://schemas.microsoft.com/office/word/2010/wordprocessingGroup" xmlns:wpi="http://schemas.microsoft.com/office/word/2010/wordprocessingInk" xmlns:wne="http://schemas.microsoft.com/office/word/2006/wordml" xmlns:wps="http://schemas.microsoft.com/office/word/2010/wordprocessingShape" mc:Ignorable="w14 w15 w16se w16cid w16 w16cex w16sdtdh w16sdtfl w16du wp14">
   <w:endnote w:type="separator" w:id="-1">
     <w:p>
       <w:r>
@@ -7099,7 +6384,7 @@
 </file>
 
 <file path=word/footer1.xml><?xml version="1.0" encoding="utf-8"?>
-<w:ftr xmlns:wpc="http://schemas.microsoft.com/office/word/2010/wordprocessingCanvas" xmlns:cx="http://schemas.microsoft.com/office/drawing/2014/chartex" xmlns:cx1="http://schemas.microsoft.com/office/drawing/2015/9/8/chartex" xmlns:cx2="http://schemas.microsoft.com/office/drawing/2015/10/21/chartex" xmlns:cx3="http://schemas.microsoft.com/office/drawing/2016/5/9/chartex" xmlns:cx4="http://schemas.microsoft.com/office/drawing/2016/5/10/chartex" xmlns:cx5="http://schemas.microsoft.com/office/drawing/2016/5/11/chartex" xmlns:cx6="http://schemas.microsoft.com/office/drawing/2016/5/12/chartex" xmlns:cx7="http://schemas.microsoft.com/office/drawing/2016/5/13/chartex" xmlns:cx8="http://schemas.microsoft.com/office/drawing/2016/5/14/chartex" xmlns:mc="http://schemas.openxmlformats.org/markup-compatibility/2006" xmlns:aink="http://schemas.microsoft.com/office/drawing/2016/ink" xmlns:am3d="http://schemas.microsoft.com/office/drawing/2017/model3d" xmlns:o="urn:schemas-microsoft-com:office:office" xmlns:oel="http://schemas.microsoft.com/office/2019/extlst" xmlns:r="http://schemas.openxmlformats.org/officeDocument/2006/relationships" xmlns:m="http://schemas.openxmlformats.org/officeDocument/2006/math" xmlns:v="urn:schemas-microsoft-com:vml" xmlns:wp14="http://schemas.microsoft.com/office/word/2010/wordprocessingDrawing" xmlns:wp="http://schemas.openxmlformats.org/drawingml/2006/wordprocessingDrawing" xmlns:w10="urn:schemas-microsoft-com:office:word" xmlns:w="http://schemas.openxmlformats.org/wordprocessingml/2006/main" xmlns:w14="http://schemas.microsoft.com/office/word/2010/wordml" xmlns:w15="http://schemas.microsoft.com/office/word/2012/wordml" xmlns:w16cex="http://schemas.microsoft.com/office/word/2018/wordml/cex" xmlns:w16cid="http://schemas.microsoft.com/office/word/2016/wordml/cid" xmlns:w16="http://schemas.microsoft.com/office/word/2018/wordml" xmlns:w16du="http://schemas.microsoft.com/office/word/2023/wordml/word16du" xmlns:w16sdtdh="http://schemas.microsoft.com/office/word/2020/wordml/sdtdatahash" xmlns:w16se="http://schemas.microsoft.com/office/word/2015/wordml/symex" xmlns:wpg="http://schemas.microsoft.com/office/word/2010/wordprocessingGroup" xmlns:wpi="http://schemas.microsoft.com/office/word/2010/wordprocessingInk" xmlns:wne="http://schemas.microsoft.com/office/word/2006/wordml" xmlns:wps="http://schemas.microsoft.com/office/word/2010/wordprocessingShape" mc:Ignorable="w14 w15 w16se w16cid w16 w16cex w16sdtdh w16du wp14">
+<w:ftr xmlns:wpc="http://schemas.microsoft.com/office/word/2010/wordprocessingCanvas" xmlns:cx="http://schemas.microsoft.com/office/drawing/2014/chartex" xmlns:cx1="http://schemas.microsoft.com/office/drawing/2015/9/8/chartex" xmlns:cx2="http://schemas.microsoft.com/office/drawing/2015/10/21/chartex" xmlns:cx3="http://schemas.microsoft.com/office/drawing/2016/5/9/chartex" xmlns:cx4="http://schemas.microsoft.com/office/drawing/2016/5/10/chartex" xmlns:cx5="http://schemas.microsoft.com/office/drawing/2016/5/11/chartex" xmlns:cx6="http://schemas.microsoft.com/office/drawing/2016/5/12/chartex" xmlns:cx7="http://schemas.microsoft.com/office/drawing/2016/5/13/chartex" xmlns:cx8="http://schemas.microsoft.com/office/drawing/2016/5/14/chartex" xmlns:mc="http://schemas.openxmlformats.org/markup-compatibility/2006" xmlns:aink="http://schemas.microsoft.com/office/drawing/2016/ink" xmlns:am3d="http://schemas.microsoft.com/office/drawing/2017/model3d" xmlns:o="urn:schemas-microsoft-com:office:office" xmlns:oel="http://schemas.microsoft.com/office/2019/extlst" xmlns:r="http://schemas.openxmlformats.org/officeDocument/2006/relationships" xmlns:m="http://schemas.openxmlformats.org/officeDocument/2006/math" xmlns:v="urn:schemas-microsoft-com:vml" xmlns:wp14="http://schemas.microsoft.com/office/word/2010/wordprocessingDrawing" xmlns:wp="http://schemas.openxmlformats.org/drawingml/2006/wordprocessingDrawing" xmlns:w10="urn:schemas-microsoft-com:office:word" xmlns:w="http://schemas.openxmlformats.org/wordprocessingml/2006/main" xmlns:w14="http://schemas.microsoft.com/office/word/2010/wordml" xmlns:w15="http://schemas.microsoft.com/office/word/2012/wordml" xmlns:w16cex="http://schemas.microsoft.com/office/word/2018/wordml/cex" xmlns:w16cid="http://schemas.microsoft.com/office/word/2016/wordml/cid" xmlns:w16="http://schemas.microsoft.com/office/word/2018/wordml" xmlns:w16du="http://schemas.microsoft.com/office/word/2023/wordml/word16du" xmlns:w16sdtdh="http://schemas.microsoft.com/office/word/2020/wordml/sdtdatahash" xmlns:w16sdtfl="http://schemas.microsoft.com/office/word/2024/wordml/sdtformatlock" xmlns:w16se="http://schemas.microsoft.com/office/word/2015/wordml/symex" xmlns:wpg="http://schemas.microsoft.com/office/word/2010/wordprocessingGroup" xmlns:wpi="http://schemas.microsoft.com/office/word/2010/wordprocessingInk" xmlns:wne="http://schemas.microsoft.com/office/word/2006/wordml" xmlns:wps="http://schemas.microsoft.com/office/word/2010/wordprocessingShape" mc:Ignorable="w14 w15 w16se w16cid w16 w16cex w16sdtdh w16sdtfl w16du wp14">
   <w:p>
     <w:pPr>
       <w:pStyle w:val="Pieddepage"/>
@@ -7383,7 +6668,7 @@
 </file>
 
 <file path=word/footnotes.xml><?xml version="1.0" encoding="utf-8"?>
-<w:footnotes xmlns:wpc="http://schemas.microsoft.com/office/word/2010/wordprocessingCanvas" xmlns:cx="http://schemas.microsoft.com/office/drawing/2014/chartex" xmlns:cx1="http://schemas.microsoft.com/office/drawing/2015/9/8/chartex" xmlns:cx2="http://schemas.microsoft.com/office/drawing/2015/10/21/chartex" xmlns:cx3="http://schemas.microsoft.com/office/drawing/2016/5/9/chartex" xmlns:cx4="http://schemas.microsoft.com/office/drawing/2016/5/10/chartex" xmlns:cx5="http://schemas.microsoft.com/office/drawing/2016/5/11/chartex" xmlns:cx6="http://schemas.microsoft.com/office/drawing/2016/5/12/chartex" xmlns:cx7="http://schemas.microsoft.com/office/drawing/2016/5/13/chartex" xmlns:cx8="http://schemas.microsoft.com/office/drawing/2016/5/14/chartex" xmlns:mc="http://schemas.openxmlformats.org/markup-compatibility/2006" xmlns:aink="http://schemas.microsoft.com/office/drawing/2016/ink" xmlns:am3d="http://schemas.microsoft.com/office/drawing/2017/model3d" xmlns:o="urn:schemas-microsoft-com:office:office" xmlns:oel="http://schemas.microsoft.com/office/2019/extlst" xmlns:r="http://schemas.openxmlformats.org/officeDocument/2006/relationships" xmlns:m="http://schemas.openxmlformats.org/officeDocument/2006/math" xmlns:v="urn:schemas-microsoft-com:vml" xmlns:wp14="http://schemas.microsoft.com/office/word/2010/wordprocessingDrawing" xmlns:wp="http://schemas.openxmlformats.org/drawingml/2006/wordprocessingDrawing" xmlns:w10="urn:schemas-microsoft-com:office:word" xmlns:w="http://schemas.openxmlformats.org/wordprocessingml/2006/main" xmlns:w14="http://schemas.microsoft.com/office/word/2010/wordml" xmlns:w15="http://schemas.microsoft.com/office/word/2012/wordml" xmlns:w16cex="http://schemas.microsoft.com/office/word/2018/wordml/cex" xmlns:w16cid="http://schemas.microsoft.com/office/word/2016/wordml/cid" xmlns:w16="http://schemas.microsoft.com/office/word/2018/wordml" xmlns:w16du="http://schemas.microsoft.com/office/word/2023/wordml/word16du" xmlns:w16sdtdh="http://schemas.microsoft.com/office/word/2020/wordml/sdtdatahash" xmlns:w16se="http://schemas.microsoft.com/office/word/2015/wordml/symex" xmlns:wpg="http://schemas.microsoft.com/office/word/2010/wordprocessingGroup" xmlns:wpi="http://schemas.microsoft.com/office/word/2010/wordprocessingInk" xmlns:wne="http://schemas.microsoft.com/office/word/2006/wordml" xmlns:wps="http://schemas.microsoft.com/office/word/2010/wordprocessingShape" mc:Ignorable="w14 w15 w16se w16cid w16 w16cex w16sdtdh w16du wp14">
+<w:footnotes xmlns:wpc="http://schemas.microsoft.com/office/word/2010/wordprocessingCanvas" xmlns:cx="http://schemas.microsoft.com/office/drawing/2014/chartex" xmlns:cx1="http://schemas.microsoft.com/office/drawing/2015/9/8/chartex" xmlns:cx2="http://schemas.microsoft.com/office/drawing/2015/10/21/chartex" xmlns:cx3="http://schemas.microsoft.com/office/drawing/2016/5/9/chartex" xmlns:cx4="http://schemas.microsoft.com/office/drawing/2016/5/10/chartex" xmlns:cx5="http://schemas.microsoft.com/office/drawing/2016/5/11/chartex" xmlns:cx6="http://schemas.microsoft.com/office/drawing/2016/5/12/chartex" xmlns:cx7="http://schemas.microsoft.com/office/drawing/2016/5/13/chartex" xmlns:cx8="http://schemas.microsoft.com/office/drawing/2016/5/14/chartex" xmlns:mc="http://schemas.openxmlformats.org/markup-compatibility/2006" xmlns:aink="http://schemas.microsoft.com/office/drawing/2016/ink" xmlns:am3d="http://schemas.microsoft.com/office/drawing/2017/model3d" xmlns:o="urn:schemas-microsoft-com:office:office" xmlns:oel="http://schemas.microsoft.com/office/2019/extlst" xmlns:r="http://schemas.openxmlformats.org/officeDocument/2006/relationships" xmlns:m="http://schemas.openxmlformats.org/officeDocument/2006/math" xmlns:v="urn:schemas-microsoft-com:vml" xmlns:wp14="http://schemas.microsoft.com/office/word/2010/wordprocessingDrawing" xmlns:wp="http://schemas.openxmlformats.org/drawingml/2006/wordprocessingDrawing" xmlns:w10="urn:schemas-microsoft-com:office:word" xmlns:w="http://schemas.openxmlformats.org/wordprocessingml/2006/main" xmlns:w14="http://schemas.microsoft.com/office/word/2010/wordml" xmlns:w15="http://schemas.microsoft.com/office/word/2012/wordml" xmlns:w16cex="http://schemas.microsoft.com/office/word/2018/wordml/cex" xmlns:w16cid="http://schemas.microsoft.com/office/word/2016/wordml/cid" xmlns:w16="http://schemas.microsoft.com/office/word/2018/wordml" xmlns:w16du="http://schemas.microsoft.com/office/word/2023/wordml/word16du" xmlns:w16sdtdh="http://schemas.microsoft.com/office/word/2020/wordml/sdtdatahash" xmlns:w16sdtfl="http://schemas.microsoft.com/office/word/2024/wordml/sdtformatlock" xmlns:w16se="http://schemas.microsoft.com/office/word/2015/wordml/symex" xmlns:wpg="http://schemas.microsoft.com/office/word/2010/wordprocessingGroup" xmlns:wpi="http://schemas.microsoft.com/office/word/2010/wordprocessingInk" xmlns:wne="http://schemas.microsoft.com/office/word/2006/wordml" xmlns:wps="http://schemas.microsoft.com/office/word/2010/wordprocessingShape" mc:Ignorable="w14 w15 w16se w16cid w16 w16cex w16sdtdh w16sdtfl w16du wp14">
   <w:footnote w:type="separator" w:id="-1">
     <w:p>
       <w:r>
@@ -7402,7 +6687,7 @@
 </file>
 
 <file path=word/numbering.xml><?xml version="1.0" encoding="utf-8"?>
-<w:numbering xmlns:wpc="http://schemas.microsoft.com/office/word/2010/wordprocessingCanvas" xmlns:cx="http://schemas.microsoft.com/office/drawing/2014/chartex" xmlns:cx1="http://schemas.microsoft.com/office/drawing/2015/9/8/chartex" xmlns:cx2="http://schemas.microsoft.com/office/drawing/2015/10/21/chartex" xmlns:cx3="http://schemas.microsoft.com/office/drawing/2016/5/9/chartex" xmlns:cx4="http://schemas.microsoft.com/office/drawing/2016/5/10/chartex" xmlns:cx5="http://schemas.microsoft.com/office/drawing/2016/5/11/chartex" xmlns:cx6="http://schemas.microsoft.com/office/drawing/2016/5/12/chartex" xmlns:cx7="http://schemas.microsoft.com/office/drawing/2016/5/13/chartex" xmlns:cx8="http://schemas.microsoft.com/office/drawing/2016/5/14/chartex" xmlns:mc="http://schemas.openxmlformats.org/markup-compatibility/2006" xmlns:aink="http://schemas.microsoft.com/office/drawing/2016/ink" xmlns:am3d="http://schemas.microsoft.com/office/drawing/2017/model3d" xmlns:o="urn:schemas-microsoft-com:office:office" xmlns:oel="http://schemas.microsoft.com/office/2019/extlst" xmlns:r="http://schemas.openxmlformats.org/officeDocument/2006/relationships" xmlns:m="http://schemas.openxmlformats.org/officeDocument/2006/math" xmlns:v="urn:schemas-microsoft-com:vml" xmlns:wp14="http://schemas.microsoft.com/office/word/2010/wordprocessingDrawing" xmlns:wp="http://schemas.openxmlformats.org/drawingml/2006/wordprocessingDrawing" xmlns:w10="urn:schemas-microsoft-com:office:word" xmlns:w="http://schemas.openxmlformats.org/wordprocessingml/2006/main" xmlns:w14="http://schemas.microsoft.com/office/word/2010/wordml" xmlns:w15="http://schemas.microsoft.com/office/word/2012/wordml" xmlns:w16cex="http://schemas.microsoft.com/office/word/2018/wordml/cex" xmlns:w16cid="http://schemas.microsoft.com/office/word/2016/wordml/cid" xmlns:w16="http://schemas.microsoft.com/office/word/2018/wordml" xmlns:w16du="http://schemas.microsoft.com/office/word/2023/wordml/word16du" xmlns:w16sdtdh="http://schemas.microsoft.com/office/word/2020/wordml/sdtdatahash" xmlns:w16se="http://schemas.microsoft.com/office/word/2015/wordml/symex" xmlns:wpg="http://schemas.microsoft.com/office/word/2010/wordprocessingGroup" xmlns:wpi="http://schemas.microsoft.com/office/word/2010/wordprocessingInk" xmlns:wne="http://schemas.microsoft.com/office/word/2006/wordml" xmlns:wps="http://schemas.microsoft.com/office/word/2010/wordprocessingShape" mc:Ignorable="w14 w15 w16se w16cid w16 w16cex w16sdtdh w16du wp14">
+<w:numbering xmlns:wpc="http://schemas.microsoft.com/office/word/2010/wordprocessingCanvas" xmlns:cx="http://schemas.microsoft.com/office/drawing/2014/chartex" xmlns:cx1="http://schemas.microsoft.com/office/drawing/2015/9/8/chartex" xmlns:cx2="http://schemas.microsoft.com/office/drawing/2015/10/21/chartex" xmlns:cx3="http://schemas.microsoft.com/office/drawing/2016/5/9/chartex" xmlns:cx4="http://schemas.microsoft.com/office/drawing/2016/5/10/chartex" xmlns:cx5="http://schemas.microsoft.com/office/drawing/2016/5/11/chartex" xmlns:cx6="http://schemas.microsoft.com/office/drawing/2016/5/12/chartex" xmlns:cx7="http://schemas.microsoft.com/office/drawing/2016/5/13/chartex" xmlns:cx8="http://schemas.microsoft.com/office/drawing/2016/5/14/chartex" xmlns:mc="http://schemas.openxmlformats.org/markup-compatibility/2006" xmlns:aink="http://schemas.microsoft.com/office/drawing/2016/ink" xmlns:am3d="http://schemas.microsoft.com/office/drawing/2017/model3d" xmlns:o="urn:schemas-microsoft-com:office:office" xmlns:oel="http://schemas.microsoft.com/office/2019/extlst" xmlns:r="http://schemas.openxmlformats.org/officeDocument/2006/relationships" xmlns:m="http://schemas.openxmlformats.org/officeDocument/2006/math" xmlns:v="urn:schemas-microsoft-com:vml" xmlns:wp14="http://schemas.microsoft.com/office/word/2010/wordprocessingDrawing" xmlns:wp="http://schemas.openxmlformats.org/drawingml/2006/wordprocessingDrawing" xmlns:w10="urn:schemas-microsoft-com:office:word" xmlns:w="http://schemas.openxmlformats.org/wordprocessingml/2006/main" xmlns:w14="http://schemas.microsoft.com/office/word/2010/wordml" xmlns:w15="http://schemas.microsoft.com/office/word/2012/wordml" xmlns:w16cex="http://schemas.microsoft.com/office/word/2018/wordml/cex" xmlns:w16cid="http://schemas.microsoft.com/office/word/2016/wordml/cid" xmlns:w16="http://schemas.microsoft.com/office/word/2018/wordml" xmlns:w16du="http://schemas.microsoft.com/office/word/2023/wordml/word16du" xmlns:w16sdtdh="http://schemas.microsoft.com/office/word/2020/wordml/sdtdatahash" xmlns:w16sdtfl="http://schemas.microsoft.com/office/word/2024/wordml/sdtformatlock" xmlns:w16se="http://schemas.microsoft.com/office/word/2015/wordml/symex" xmlns:wpg="http://schemas.microsoft.com/office/word/2010/wordprocessingGroup" xmlns:wpi="http://schemas.microsoft.com/office/word/2010/wordprocessingInk" xmlns:wne="http://schemas.microsoft.com/office/word/2006/wordml" xmlns:wps="http://schemas.microsoft.com/office/word/2010/wordprocessingShape" mc:Ignorable="w14 w15 w16se w16cid w16 w16cex w16sdtdh w16sdtfl w16du wp14">
   <w:abstractNum w:abstractNumId="0" w15:restartNumberingAfterBreak="0">
     <w:nsid w:val="007A76D4"/>
     <w:multiLevelType w:val="multilevel"/>
@@ -11657,7 +10942,7 @@
 </file>
 
 <file path=word/styles.xml><?xml version="1.0" encoding="utf-8"?>
-<w:styles xmlns:mc="http://schemas.openxmlformats.org/markup-compatibility/2006" xmlns:r="http://schemas.openxmlformats.org/officeDocument/2006/relationships" xmlns:w="http://schemas.openxmlformats.org/wordprocessingml/2006/main" xmlns:w14="http://schemas.microsoft.com/office/word/2010/wordml" xmlns:w15="http://schemas.microsoft.com/office/word/2012/wordml" xmlns:w16cex="http://schemas.microsoft.com/office/word/2018/wordml/cex" xmlns:w16cid="http://schemas.microsoft.com/office/word/2016/wordml/cid" xmlns:w16="http://schemas.microsoft.com/office/word/2018/wordml" xmlns:w16du="http://schemas.microsoft.com/office/word/2023/wordml/word16du" xmlns:w16sdtdh="http://schemas.microsoft.com/office/word/2020/wordml/sdtdatahash" xmlns:w16se="http://schemas.microsoft.com/office/word/2015/wordml/symex" mc:Ignorable="w14 w15 w16se w16cid w16 w16cex w16sdtdh w16du">
+<w:styles xmlns:mc="http://schemas.openxmlformats.org/markup-compatibility/2006" xmlns:r="http://schemas.openxmlformats.org/officeDocument/2006/relationships" xmlns:w="http://schemas.openxmlformats.org/wordprocessingml/2006/main" xmlns:w14="http://schemas.microsoft.com/office/word/2010/wordml" xmlns:w15="http://schemas.microsoft.com/office/word/2012/wordml" xmlns:w16cex="http://schemas.microsoft.com/office/word/2018/wordml/cex" xmlns:w16cid="http://schemas.microsoft.com/office/word/2016/wordml/cid" xmlns:w16="http://schemas.microsoft.com/office/word/2018/wordml" xmlns:w16du="http://schemas.microsoft.com/office/word/2023/wordml/word16du" xmlns:w16sdtdh="http://schemas.microsoft.com/office/word/2020/wordml/sdtdatahash" xmlns:w16sdtfl="http://schemas.microsoft.com/office/word/2024/wordml/sdtformatlock" xmlns:w16se="http://schemas.microsoft.com/office/word/2015/wordml/symex" mc:Ignorable="w14 w15 w16se w16cid w16 w16cex w16sdtdh w16sdtfl w16du">
   <w:docDefaults>
     <w:rPrDefault>
       <w:rPr>
